--- a/Course/1 Component 1 - Computer Systems/1.5 Legal, Moral, Cultural and Ethical Issues/1.5.2 Moral and Ethical Issues/2 Revision Notes (editable).docx
+++ b/Course/1 Component 1 - Computer Systems/1.5 Legal, Moral, Cultural and Ethical Issues/1.5.2 Moral and Ethical Issues/2 Revision Notes (editable).docx
@@ -7,12 +7,17 @@
         <w:pStyle w:val="Heading1"/>
       </w:pPr>
       <w:r>
+        <w:rPr>
+          <w:b w:val="0"/>
+          <w:i w:val="0"/>
+        </w:rPr>
         <w:t>Revision — 1.5.2 Moral and Ethical Issues</w:t>
       </w:r>
     </w:p>
     <w:p>
       <w:r>
         <w:rPr>
+          <w:b w:val="0"/>
           <w:i/>
         </w:rPr>
         <w:t>OCR H446 — one-page revision summary</w:t>
@@ -23,6 +28,10 @@
         <w:pStyle w:val="Heading2"/>
       </w:pPr>
       <w:r>
+        <w:rPr>
+          <w:b w:val="0"/>
+          <w:i w:val="0"/>
+        </w:rPr>
         <w:t>Must know</w:t>
       </w:r>
     </w:p>
@@ -31,24 +40,38 @@
         <w:pStyle w:val="ListBullet"/>
       </w:pPr>
       <w:r>
+        <w:rPr>
+          <w:b w:val="0"/>
+          <w:i w:val="0"/>
+        </w:rPr>
         <w:t xml:space="preserve">Every issue is a </w:t>
       </w:r>
       <w:r>
         <w:rPr>
           <w:b/>
+          <w:i w:val="0"/>
         </w:rPr>
         <w:t>trade-off</w:t>
       </w:r>
       <w:r>
+        <w:rPr>
+          <w:b w:val="0"/>
+          <w:i w:val="0"/>
+        </w:rPr>
         <w:t xml:space="preserve">: the same fact benefits one stakeholder and harms another. Always argue </w:t>
       </w:r>
       <w:r>
         <w:rPr>
           <w:b/>
+          <w:i w:val="0"/>
         </w:rPr>
         <w:t>both sides</w:t>
       </w:r>
       <w:r>
+        <w:rPr>
+          <w:b w:val="0"/>
+          <w:i w:val="0"/>
+        </w:rPr>
         <w:t>.</w:t>
       </w:r>
     </w:p>
@@ -59,37 +82,57 @@
       <w:r>
         <w:rPr>
           <w:b/>
+          <w:i w:val="0"/>
         </w:rPr>
         <w:t>Automation &amp; workforce:</w:t>
       </w:r>
       <w:r>
+        <w:rPr>
+          <w:b w:val="0"/>
+          <w:i w:val="0"/>
+        </w:rPr>
         <w:t xml:space="preserve"> raises productivity and creates new jobs, but </w:t>
       </w:r>
       <w:r>
         <w:rPr>
           <w:b/>
+          <w:i w:val="0"/>
         </w:rPr>
         <w:t>displaces</w:t>
       </w:r>
       <w:r>
+        <w:rPr>
+          <w:b w:val="0"/>
+          <w:i w:val="0"/>
+        </w:rPr>
         <w:t xml:space="preserve"> low-skilled workers and can deskill roles. Links to </w:t>
       </w:r>
       <w:r>
         <w:rPr>
           <w:b/>
+          <w:i w:val="0"/>
         </w:rPr>
         <w:t>layoffs</w:t>
       </w:r>
       <w:r>
+        <w:rPr>
+          <w:b w:val="0"/>
+          <w:i w:val="0"/>
+        </w:rPr>
         <w:t xml:space="preserve"> and </w:t>
       </w:r>
       <w:r>
         <w:rPr>
           <w:b/>
+          <w:i w:val="0"/>
         </w:rPr>
         <w:t>offshoring</w:t>
       </w:r>
       <w:r>
+        <w:rPr>
+          <w:b w:val="0"/>
+          <w:i w:val="0"/>
+        </w:rPr>
         <w:t>.</w:t>
       </w:r>
     </w:p>
@@ -100,19 +143,29 @@
       <w:r>
         <w:rPr>
           <w:b/>
+          <w:i w:val="0"/>
         </w:rPr>
         <w:t>Automated decision making</w:t>
       </w:r>
       <w:r>
+        <w:rPr>
+          <w:b w:val="0"/>
+          <w:i w:val="0"/>
+        </w:rPr>
         <w:t xml:space="preserve"> (loans, CV sifting, self-driving): fast, consistent, tireless, handles huge data — but lacks empathy/judgement, is hard to appeal, and raises </w:t>
       </w:r>
       <w:r>
         <w:rPr>
           <w:b/>
+          <w:i w:val="0"/>
         </w:rPr>
         <w:t>liability</w:t>
       </w:r>
       <w:r>
+        <w:rPr>
+          <w:b w:val="0"/>
+          <w:i w:val="0"/>
+        </w:rPr>
         <w:t xml:space="preserve"> questions (trolley problem).</w:t>
       </w:r>
     </w:p>
@@ -123,19 +176,29 @@
       <w:r>
         <w:rPr>
           <w:b/>
+          <w:i w:val="0"/>
         </w:rPr>
         <w:t>AI ethics / bias:</w:t>
       </w:r>
       <w:r>
+        <w:rPr>
+          <w:b w:val="0"/>
+          <w:i w:val="0"/>
+        </w:rPr>
         <w:t xml:space="preserve"> powerful at pattern-finding, but learns and </w:t>
       </w:r>
       <w:r>
         <w:rPr>
           <w:b/>
+          <w:i w:val="0"/>
         </w:rPr>
         <w:t>amplifies bias</w:t>
       </w:r>
       <w:r>
+        <w:rPr>
+          <w:b w:val="0"/>
+          <w:i w:val="0"/>
+        </w:rPr>
         <w:t xml:space="preserve"> in its training data, is a "black box", and accountability is unclear.</w:t>
       </w:r>
     </w:p>
@@ -146,19 +209,29 @@
       <w:r>
         <w:rPr>
           <w:b/>
+          <w:i w:val="0"/>
         </w:rPr>
         <w:t>Environmental:</w:t>
       </w:r>
       <w:r>
+        <w:rPr>
+          <w:b w:val="0"/>
+          <w:i w:val="0"/>
+        </w:rPr>
         <w:t xml:space="preserve"> computing cuts travel (remote work), enables smart grids and paperless working — but causes </w:t>
       </w:r>
       <w:r>
         <w:rPr>
           <w:b/>
+          <w:i w:val="0"/>
         </w:rPr>
         <w:t>e-waste</w:t>
       </w:r>
       <w:r>
+        <w:rPr>
+          <w:b w:val="0"/>
+          <w:i w:val="0"/>
+        </w:rPr>
         <w:t>, huge data-centre and crypto energy use, and rare-earth mining.</w:t>
       </w:r>
     </w:p>
@@ -169,19 +242,29 @@
       <w:r>
         <w:rPr>
           <w:b/>
+          <w:i w:val="0"/>
         </w:rPr>
         <w:t>Censorship &amp; the internet:</w:t>
       </w:r>
       <w:r>
+        <w:rPr>
+          <w:b w:val="0"/>
+          <w:i w:val="0"/>
+        </w:rPr>
         <w:t xml:space="preserve"> protects children and blocks illegal/extremist content — but restricts </w:t>
       </w:r>
       <w:r>
         <w:rPr>
           <w:b/>
+          <w:i w:val="0"/>
         </w:rPr>
         <w:t>free speech</w:t>
       </w:r>
       <w:r>
+        <w:rPr>
+          <w:b w:val="0"/>
+          <w:i w:val="0"/>
+        </w:rPr>
         <w:t xml:space="preserve"> and can be abused by states to silence dissent.</w:t>
       </w:r>
     </w:p>
@@ -192,19 +275,29 @@
       <w:r>
         <w:rPr>
           <w:b/>
+          <w:i w:val="0"/>
         </w:rPr>
         <w:t>Monopolies &amp; open source:</w:t>
       </w:r>
       <w:r>
+        <w:rPr>
+          <w:b w:val="0"/>
+          <w:i w:val="0"/>
+        </w:rPr>
         <w:t xml:space="preserve"> dominance gives standards, polish and support — but stifles competition, raises prices and causes </w:t>
       </w:r>
       <w:r>
         <w:rPr>
           <w:b/>
+          <w:i w:val="0"/>
         </w:rPr>
         <w:t>vendor lock-in</w:t>
       </w:r>
       <w:r>
+        <w:rPr>
+          <w:b w:val="0"/>
+          <w:i w:val="0"/>
+        </w:rPr>
         <w:t>; open source counters this.</w:t>
       </w:r>
     </w:p>
@@ -215,19 +308,29 @@
       <w:r>
         <w:rPr>
           <w:b/>
+          <w:i w:val="0"/>
         </w:rPr>
         <w:t>Digital divide:</w:t>
       </w:r>
       <w:r>
+        <w:rPr>
+          <w:b w:val="0"/>
+          <w:i w:val="0"/>
+        </w:rPr>
         <w:t xml:space="preserve"> the gap between those with/without tech access and skills — online services empower the connected but </w:t>
       </w:r>
       <w:r>
         <w:rPr>
           <w:b/>
+          <w:i w:val="0"/>
         </w:rPr>
         <w:t>exclude</w:t>
       </w:r>
       <w:r>
+        <w:rPr>
+          <w:b w:val="0"/>
+          <w:i w:val="0"/>
+        </w:rPr>
         <w:t xml:space="preserve"> the poor, rural, elderly and disabled, widening inequality.</w:t>
       </w:r>
     </w:p>
@@ -238,28 +341,43 @@
       <w:r>
         <w:rPr>
           <w:b/>
+          <w:i w:val="0"/>
         </w:rPr>
         <w:t>Privacy &amp; surveillance:</w:t>
       </w:r>
       <w:r>
+        <w:rPr>
+          <w:b w:val="0"/>
+          <w:i w:val="0"/>
+        </w:rPr>
         <w:t xml:space="preserve"> mass data collection enables personalised services and crime prevention — but erodes privacy, enables profiling and misuse (links </w:t>
       </w:r>
       <w:r>
         <w:rPr>
           <w:b/>
+          <w:i w:val="0"/>
         </w:rPr>
         <w:t>DPA</w:t>
       </w:r>
       <w:r>
+        <w:rPr>
+          <w:b w:val="0"/>
+          <w:i w:val="0"/>
+        </w:rPr>
         <w:t xml:space="preserve"> and </w:t>
       </w:r>
       <w:r>
         <w:rPr>
           <w:b/>
+          <w:i w:val="0"/>
         </w:rPr>
         <w:t>RIPA</w:t>
       </w:r>
       <w:r>
+        <w:rPr>
+          <w:b w:val="0"/>
+          <w:i w:val="0"/>
+        </w:rPr>
         <w:t>).</w:t>
       </w:r>
     </w:p>
@@ -268,6 +386,10 @@
         <w:pStyle w:val="Heading2"/>
       </w:pPr>
       <w:r>
+        <w:rPr>
+          <w:b w:val="0"/>
+          <w:i w:val="0"/>
+        </w:rPr>
         <w:t>Key terms</w:t>
       </w:r>
     </w:p>
@@ -296,6 +418,7 @@
             <w:r>
               <w:rPr>
                 <w:b/>
+                <w:i w:val="0"/>
               </w:rPr>
               <w:t>Term</w:t>
             </w:r>
@@ -315,6 +438,7 @@
             <w:r>
               <w:rPr>
                 <w:b/>
+                <w:i w:val="0"/>
               </w:rPr>
               <w:t>Definition</w:t>
             </w:r>
@@ -329,6 +453,10 @@
           <w:p>
             <w:r/>
             <w:r>
+              <w:rPr>
+                <w:b w:val="0"/>
+                <w:i w:val="0"/>
+              </w:rPr>
               <w:t>Stakeholder</w:t>
             </w:r>
           </w:p>
@@ -340,6 +468,10 @@
           <w:p>
             <w:r/>
             <w:r>
+              <w:rPr>
+                <w:b w:val="0"/>
+                <w:i w:val="0"/>
+              </w:rPr>
               <w:t>A party affected by a decision (individual, business, government, environment)</w:t>
             </w:r>
           </w:p>
@@ -353,6 +485,10 @@
           <w:p>
             <w:r/>
             <w:r>
+              <w:rPr>
+                <w:b w:val="0"/>
+                <w:i w:val="0"/>
+              </w:rPr>
               <w:t>Automation</w:t>
             </w:r>
           </w:p>
@@ -364,6 +500,10 @@
           <w:p>
             <w:r/>
             <w:r>
+              <w:rPr>
+                <w:b w:val="0"/>
+                <w:i w:val="0"/>
+              </w:rPr>
               <w:t>Machines performing tasks once done by humans</w:t>
             </w:r>
           </w:p>
@@ -377,6 +517,10 @@
           <w:p>
             <w:r/>
             <w:r>
+              <w:rPr>
+                <w:b w:val="0"/>
+                <w:i w:val="0"/>
+              </w:rPr>
               <w:t>Algorithmic bias</w:t>
             </w:r>
           </w:p>
@@ -388,6 +532,10 @@
           <w:p>
             <w:r/>
             <w:r>
+              <w:rPr>
+                <w:b w:val="0"/>
+                <w:i w:val="0"/>
+              </w:rPr>
               <w:t>Unfair outcomes an AI reproduces/amplifies from biased training data</w:t>
             </w:r>
           </w:p>
@@ -401,6 +549,10 @@
           <w:p>
             <w:r/>
             <w:r>
+              <w:rPr>
+                <w:b w:val="0"/>
+                <w:i w:val="0"/>
+              </w:rPr>
               <w:t>Digital divide</w:t>
             </w:r>
           </w:p>
@@ -412,6 +564,10 @@
           <w:p>
             <w:r/>
             <w:r>
+              <w:rPr>
+                <w:b w:val="0"/>
+                <w:i w:val="0"/>
+              </w:rPr>
               <w:t>Gap between those with and without access to technology and skills</w:t>
             </w:r>
           </w:p>
@@ -425,6 +581,10 @@
           <w:p>
             <w:r/>
             <w:r>
+              <w:rPr>
+                <w:b w:val="0"/>
+                <w:i w:val="0"/>
+              </w:rPr>
               <w:t>Offshoring</w:t>
             </w:r>
           </w:p>
@@ -436,6 +596,10 @@
           <w:p>
             <w:r/>
             <w:r>
+              <w:rPr>
+                <w:b w:val="0"/>
+                <w:i w:val="0"/>
+              </w:rPr>
               <w:t>Moving work abroad to cut costs</w:t>
             </w:r>
           </w:p>
@@ -449,6 +613,10 @@
           <w:p>
             <w:r/>
             <w:r>
+              <w:rPr>
+                <w:b w:val="0"/>
+                <w:i w:val="0"/>
+              </w:rPr>
               <w:t>Vendor lock-in</w:t>
             </w:r>
           </w:p>
@@ -460,6 +628,10 @@
           <w:p>
             <w:r/>
             <w:r>
+              <w:rPr>
+                <w:b w:val="0"/>
+                <w:i w:val="0"/>
+              </w:rPr>
               <w:t>Dependence on one supplier, making switching costly/difficult</w:t>
             </w:r>
           </w:p>
@@ -473,6 +645,10 @@
           <w:p>
             <w:r/>
             <w:r>
+              <w:rPr>
+                <w:b w:val="0"/>
+                <w:i w:val="0"/>
+              </w:rPr>
               <w:t>Censorship</w:t>
             </w:r>
           </w:p>
@@ -484,6 +660,10 @@
           <w:p>
             <w:r/>
             <w:r>
+              <w:rPr>
+                <w:b w:val="0"/>
+                <w:i w:val="0"/>
+              </w:rPr>
               <w:t>Controlling what content may be accessed or published</w:t>
             </w:r>
           </w:p>
@@ -497,6 +677,10 @@
           <w:p>
             <w:r/>
             <w:r>
+              <w:rPr>
+                <w:b w:val="0"/>
+                <w:i w:val="0"/>
+              </w:rPr>
               <w:t>Surveillance</w:t>
             </w:r>
           </w:p>
@@ -508,6 +692,10 @@
           <w:p>
             <w:r/>
             <w:r>
+              <w:rPr>
+                <w:b w:val="0"/>
+                <w:i w:val="0"/>
+              </w:rPr>
               <w:t>Monitoring/collecting data on people's activity or communications</w:t>
             </w:r>
           </w:p>
@@ -520,20 +708,33 @@
         <w:pStyle w:val="Heading2"/>
       </w:pPr>
       <w:r>
+        <w:rPr>
+          <w:b w:val="0"/>
+          <w:i w:val="0"/>
+        </w:rPr>
         <w:t>Worked example / how to — the FOR / AGAINST essay skeleton</w:t>
       </w:r>
     </w:p>
     <w:p>
       <w:r>
+        <w:rPr>
+          <w:b w:val="0"/>
+          <w:i w:val="0"/>
+        </w:rPr>
         <w:t xml:space="preserve">For a 9–12 mark </w:t>
       </w:r>
       <w:r>
         <w:rPr>
           <w:b/>
+          <w:i w:val="0"/>
         </w:rPr>
         <w:t>discuss / evaluate</w:t>
       </w:r>
       <w:r>
+        <w:rPr>
+          <w:b w:val="0"/>
+          <w:i w:val="0"/>
+        </w:rPr>
         <w:t xml:space="preserve"> question:</w:t>
       </w:r>
     </w:p>
@@ -544,28 +745,43 @@
       <w:r>
         <w:rPr>
           <w:b/>
+          <w:i w:val="0"/>
         </w:rPr>
         <w:t>Structure:</w:t>
       </w:r>
       <w:r>
+        <w:rPr>
+          <w:b w:val="0"/>
+          <w:i w:val="0"/>
+        </w:rPr>
         <w:t xml:space="preserve"> FOR → AGAINST → FOR → AGAINST → </w:t>
       </w:r>
       <w:r>
         <w:rPr>
           <w:b/>
+          <w:i w:val="0"/>
         </w:rPr>
         <w:t>justified conclusion</w:t>
       </w:r>
       <w:r>
+        <w:rPr>
+          <w:b w:val="0"/>
+          <w:i w:val="0"/>
+        </w:rPr>
         <w:t xml:space="preserve">. For each point use </w:t>
       </w:r>
       <w:r>
         <w:rPr>
+          <w:b w:val="0"/>
           <w:i/>
         </w:rPr>
         <w:t>point → consequence → stakeholder → counter-point</w:t>
       </w:r>
       <w:r>
+        <w:rPr>
+          <w:b w:val="0"/>
+          <w:i w:val="0"/>
+        </w:rPr>
         <w:t>.</w:t>
       </w:r>
     </w:p>
@@ -576,10 +792,15 @@
       <w:r>
         <w:rPr>
           <w:b/>
+          <w:i w:val="0"/>
         </w:rPr>
         <w:t>Name 3–4+ stakeholders:</w:t>
       </w:r>
       <w:r>
+        <w:rPr>
+          <w:b w:val="0"/>
+          <w:i w:val="0"/>
+        </w:rPr>
         <w:t xml:space="preserve"> individuals/consumers · employees · businesses/employers · government/society · the environment · developing countries/future generations.</w:t>
       </w:r>
     </w:p>
@@ -590,46 +811,71 @@
       <w:r>
         <w:rPr>
           <w:b/>
+          <w:i w:val="0"/>
         </w:rPr>
         <w:t>Develop, don't list:</w:t>
       </w:r>
       <w:r>
+        <w:rPr>
+          <w:b w:val="0"/>
+          <w:i w:val="0"/>
+        </w:rPr>
         <w:t xml:space="preserve"> "It causes job losses" → </w:t>
       </w:r>
       <w:r>
         <w:rPr>
+          <w:b w:val="0"/>
           <w:i/>
         </w:rPr>
         <w:t>why</w:t>
       </w:r>
       <w:r>
+        <w:rPr>
+          <w:b w:val="0"/>
+          <w:i w:val="0"/>
+        </w:rPr>
         <w:t xml:space="preserve">, </w:t>
       </w:r>
       <w:r>
         <w:rPr>
+          <w:b w:val="0"/>
           <w:i/>
         </w:rPr>
         <w:t>who</w:t>
       </w:r>
       <w:r>
+        <w:rPr>
+          <w:b w:val="0"/>
+          <w:i w:val="0"/>
+        </w:rPr>
         <w:t xml:space="preserve"> is affected, </w:t>
       </w:r>
       <w:r>
         <w:rPr>
+          <w:b w:val="0"/>
           <w:i/>
         </w:rPr>
         <w:t>what follows</w:t>
       </w:r>
       <w:r>
+        <w:rPr>
+          <w:b w:val="0"/>
+          <w:i w:val="0"/>
+        </w:rPr>
         <w:t xml:space="preserve">, </w:t>
       </w:r>
       <w:r>
         <w:rPr>
+          <w:b w:val="0"/>
           <w:i/>
         </w:rPr>
         <w:t>counter-argument</w:t>
       </w:r>
       <w:r>
+        <w:rPr>
+          <w:b w:val="0"/>
+          <w:i w:val="0"/>
+        </w:rPr>
         <w:t>.</w:t>
       </w:r>
     </w:p>
@@ -640,19 +886,29 @@
       <w:r>
         <w:rPr>
           <w:b/>
+          <w:i w:val="0"/>
         </w:rPr>
         <w:t>Conclusion must take a side and justify it</w:t>
       </w:r>
       <w:r>
+        <w:rPr>
+          <w:b w:val="0"/>
+          <w:i w:val="0"/>
+        </w:rPr>
         <w:t xml:space="preserve">, often with a condition — e.g. "automate, </w:t>
       </w:r>
       <w:r>
         <w:rPr>
+          <w:b w:val="0"/>
           <w:i/>
         </w:rPr>
         <w:t>but only if</w:t>
       </w:r>
       <w:r>
+        <w:rPr>
+          <w:b w:val="0"/>
+          <w:i w:val="0"/>
+        </w:rPr>
         <w:t xml:space="preserve"> staff are retrained and some staffed tills remain"; "surveillance only if targeted, proportionate and independently authorised".</w:t>
       </w:r>
     </w:p>
@@ -663,10 +919,15 @@
       <w:r>
         <w:rPr>
           <w:b/>
+          <w:i w:val="0"/>
         </w:rPr>
         <w:t>Level 3 (top)</w:t>
       </w:r>
       <w:r>
+        <w:rPr>
+          <w:b w:val="0"/>
+          <w:i w:val="0"/>
+        </w:rPr>
         <w:t xml:space="preserve"> = balanced, multiple stakeholders, both benefits and drawbacks, accurate terms, sustained reasoning and a justified conclusion.</w:t>
       </w:r>
     </w:p>
@@ -675,6 +936,10 @@
         <w:pStyle w:val="Heading2"/>
       </w:pPr>
       <w:r>
+        <w:rPr>
+          <w:b w:val="0"/>
+          <w:i w:val="0"/>
+        </w:rPr>
         <w:t>Exam tips</w:t>
       </w:r>
     </w:p>
@@ -685,10 +950,15 @@
       <w:r>
         <w:rPr>
           <w:b/>
+          <w:i w:val="0"/>
         </w:rPr>
         <w:t>Never one-sided</w:t>
       </w:r>
       <w:r>
+        <w:rPr>
+          <w:b w:val="0"/>
+          <w:i w:val="0"/>
+        </w:rPr>
         <w:t xml:space="preserve"> — "discuss/evaluate" needs both sides plus a justified conclusion to reach Level 3.</w:t>
       </w:r>
     </w:p>
@@ -699,10 +969,15 @@
       <w:r>
         <w:rPr>
           <w:b/>
+          <w:i w:val="0"/>
         </w:rPr>
         <w:t>Always conclude</w:t>
       </w:r>
       <w:r>
+        <w:rPr>
+          <w:b w:val="0"/>
+          <w:i w:val="0"/>
+        </w:rPr>
         <w:t xml:space="preserve"> with a clear, reasoned position; don't just stop after listing points.</w:t>
       </w:r>
     </w:p>
@@ -711,24 +986,38 @@
         <w:pStyle w:val="ListBullet"/>
       </w:pPr>
       <w:r>
+        <w:rPr>
+          <w:b w:val="0"/>
+          <w:i w:val="0"/>
+        </w:rPr>
         <w:t xml:space="preserve">Name </w:t>
       </w:r>
       <w:r>
         <w:rPr>
           <w:b/>
+          <w:i w:val="0"/>
         </w:rPr>
         <w:t>specific stakeholders</w:t>
       </w:r>
       <w:r>
+        <w:rPr>
+          <w:b w:val="0"/>
+          <w:i w:val="0"/>
+        </w:rPr>
         <w:t xml:space="preserve"> and </w:t>
       </w:r>
       <w:r>
         <w:rPr>
           <w:b/>
+          <w:i w:val="0"/>
         </w:rPr>
         <w:t>develop</w:t>
       </w:r>
       <w:r>
+        <w:rPr>
+          <w:b w:val="0"/>
+          <w:i w:val="0"/>
+        </w:rPr>
         <w:t xml:space="preserve"> each point rather than listing bald statements.</w:t>
       </w:r>
     </w:p>
@@ -737,15 +1026,24 @@
         <w:pStyle w:val="ListBullet"/>
       </w:pPr>
       <w:r>
+        <w:rPr>
+          <w:b w:val="0"/>
+          <w:i w:val="0"/>
+        </w:rPr>
         <w:t xml:space="preserve">Where relevant, </w:t>
       </w:r>
       <w:r>
         <w:rPr>
           <w:b/>
+          <w:i w:val="0"/>
         </w:rPr>
         <w:t>link to the law</w:t>
       </w:r>
       <w:r>
+        <w:rPr>
+          <w:b w:val="0"/>
+          <w:i w:val="0"/>
+        </w:rPr>
         <w:t xml:space="preserve"> (e.g. surveillance → DPA/RIPA) to strengthen reasoning.</w:t>
       </w:r>
     </w:p>
